--- a/Articles/2026/4_Blender_Tips_and_Tricks/5_Checking_Normals_with_Face_Orientation/5 Checking Normals with Face Orientation.docx
+++ b/Articles/2026/4_Blender_Tips_and_Tricks/5_Checking_Normals_with_Face_Orientation/5 Checking Normals with Face Orientation.docx
@@ -13,7 +13,13 @@
         <w:t xml:space="preserve"> </w:t>
       </w:r>
       <w:r>
-        <w:t>Checking Normal with Face Orientation</w:t>
+        <w:t>Checking Normal</w:t>
+      </w:r>
+      <w:r>
+        <w:t>s</w:t>
+      </w:r>
+      <w:r>
+        <w:t xml:space="preserve"> with Face Orientation</w:t>
       </w:r>
     </w:p>
     <w:p>
@@ -21,56 +27,88 @@
         <w:t>10/5/2026</w:t>
       </w:r>
     </w:p>
+    <w:p/>
     <w:p>
-      <w:pPr>
-        <w:spacing w:before="100" w:beforeAutospacing="1" w:after="100" w:afterAutospacing="1" w:line="240" w:lineRule="auto"/>
-        <w:outlineLvl w:val="1"/>
-        <w:rPr>
-          <w:rFonts w:ascii="Times New Roman" w:eastAsia="Times New Roman" w:hAnsi="Times New Roman" w:cs="Times New Roman"/>
-          <w:b/>
-          <w:bCs/>
-          <w:kern w:val="0"/>
-          <w:sz w:val="36"/>
-          <w:szCs w:val="36"/>
-          <w14:ligatures w14:val="none"/>
-        </w:rPr>
-      </w:pPr>
-      <w:r>
-        <w:rPr>
-          <w:rFonts w:ascii="Times New Roman" w:eastAsia="Times New Roman" w:hAnsi="Times New Roman" w:cs="Times New Roman"/>
-          <w:b/>
-          <w:bCs/>
-          <w:kern w:val="0"/>
-          <w:sz w:val="36"/>
-          <w:szCs w:val="36"/>
-          <w14:ligatures w14:val="none"/>
-        </w:rPr>
+      <w:r>
+        <w:rPr>
+          <w:noProof/>
+        </w:rPr>
+        <w:drawing>
+          <wp:inline distT="0" distB="0" distL="0" distR="0" wp14:anchorId="067CCE4A" wp14:editId="307F3829">
+            <wp:extent cx="3604213" cy="3224213"/>
+            <wp:effectExtent l="76200" t="76200" r="130175" b="128905"/>
+            <wp:docPr id="880037863" name="Picture 2"/>
+            <wp:cNvGraphicFramePr>
+              <a:graphicFrameLocks xmlns:a="http://schemas.openxmlformats.org/drawingml/2006/main" noChangeAspect="1"/>
+            </wp:cNvGraphicFramePr>
+            <a:graphic xmlns:a="http://schemas.openxmlformats.org/drawingml/2006/main">
+              <a:graphicData uri="http://schemas.openxmlformats.org/drawingml/2006/picture">
+                <pic:pic xmlns:pic="http://schemas.openxmlformats.org/drawingml/2006/picture">
+                  <pic:nvPicPr>
+                    <pic:cNvPr id="0" name="Picture 2"/>
+                    <pic:cNvPicPr>
+                      <a:picLocks noChangeAspect="1" noChangeArrowheads="1"/>
+                    </pic:cNvPicPr>
+                  </pic:nvPicPr>
+                  <pic:blipFill>
+                    <a:blip r:embed="rId5">
+                      <a:extLst>
+                        <a:ext uri="{28A0092B-C50C-407E-A947-70E740481C1C}">
+                          <a14:useLocalDpi xmlns:a14="http://schemas.microsoft.com/office/drawing/2010/main" val="0"/>
+                        </a:ext>
+                      </a:extLst>
+                    </a:blip>
+                    <a:srcRect/>
+                    <a:stretch>
+                      <a:fillRect/>
+                    </a:stretch>
+                  </pic:blipFill>
+                  <pic:spPr bwMode="auto">
+                    <a:xfrm>
+                      <a:off x="0" y="0"/>
+                      <a:ext cx="3609143" cy="3228623"/>
+                    </a:xfrm>
+                    <a:prstGeom prst="rect">
+                      <a:avLst/>
+                    </a:prstGeom>
+                    <a:ln w="38100" cap="sq">
+                      <a:solidFill>
+                        <a:srgbClr val="000000"/>
+                      </a:solidFill>
+                      <a:prstDash val="solid"/>
+                      <a:miter lim="800000"/>
+                    </a:ln>
+                    <a:effectLst>
+                      <a:outerShdw blurRad="50800" dist="38100" dir="2700000" algn="tl" rotWithShape="0">
+                        <a:srgbClr val="000000">
+                          <a:alpha val="43000"/>
+                        </a:srgbClr>
+                      </a:outerShdw>
+                    </a:effectLst>
+                  </pic:spPr>
+                </pic:pic>
+              </a:graphicData>
+            </a:graphic>
+          </wp:inline>
+        </w:drawing>
+      </w:r>
+    </w:p>
+    <w:p>
+      <w:pPr>
+        <w:pStyle w:val="Heading1"/>
+      </w:pPr>
+      <w:r>
         <w:t xml:space="preserve">What </w:t>
       </w:r>
       <w:proofErr w:type="gramStart"/>
       <w:r>
-        <w:rPr>
-          <w:rFonts w:ascii="Times New Roman" w:eastAsia="Times New Roman" w:hAnsi="Times New Roman" w:cs="Times New Roman"/>
-          <w:b/>
-          <w:bCs/>
-          <w:kern w:val="0"/>
-          <w:sz w:val="36"/>
-          <w:szCs w:val="36"/>
-          <w14:ligatures w14:val="none"/>
-        </w:rPr>
-        <w:t>Are</w:t>
+        <w:t>a</w:t>
+      </w:r>
+      <w:r>
+        <w:t>re</w:t>
       </w:r>
       <w:proofErr w:type="gramEnd"/>
       <w:r>
-        <w:rPr>
-          <w:rFonts w:ascii="Times New Roman" w:eastAsia="Times New Roman" w:hAnsi="Times New Roman" w:cs="Times New Roman"/>
-          <w:b/>
-          <w:bCs/>
-          <w:kern w:val="0"/>
-          <w:sz w:val="36"/>
-          <w:szCs w:val="36"/>
-          <w14:ligatures w14:val="none"/>
-        </w:rPr>
         <w:t xml:space="preserve"> Normals?</w:t>
       </w:r>
     </w:p>
@@ -141,46 +179,57 @@
       </w:r>
     </w:p>
     <w:p>
-      <w:pPr>
-        <w:pStyle w:val="Heading1"/>
-      </w:pPr>
-      <w:r>
-        <w:t>How to turn on Normals</w:t>
+      <w:r>
+        <w:t>Blender uses normals to determine how light, shading, and many modifiers interact with the surface of a model.</w:t>
       </w:r>
     </w:p>
     <w:p>
       <w:r>
-        <w:t xml:space="preserve">Go to Viewport Overlay’s tab located at the top left of viewport. </w:t>
+        <w:t>Think of a Normal as an invisible arrow attached to every face. Blender reads that arrow to determine which side of the face is outside and which side is inside.</w:t>
       </w:r>
     </w:p>
     <w:p>
+      <w:pPr>
+        <w:pStyle w:val="Heading1"/>
+      </w:pPr>
+      <w:r>
+        <w:t>How to turn on Normals</w:t>
+      </w:r>
+    </w:p>
+    <w:p>
+      <w:r>
+        <w:t xml:space="preserve">Go to Viewport Overlay’s tab located at the top left of viewport. </w:t>
+      </w:r>
+    </w:p>
+    <w:p>
       <w:r>
         <w:rPr>
           <w:noProof/>
         </w:rPr>
+        <w:lastRenderedPageBreak/>
         <w:drawing>
-          <wp:anchor distT="0" distB="0" distL="114300" distR="114300" simplePos="0" relativeHeight="251659264" behindDoc="1" locked="0" layoutInCell="1" allowOverlap="1" wp14:anchorId="50EA71F1" wp14:editId="7D33908E">
+          <wp:anchor distT="0" distB="0" distL="114300" distR="114300" simplePos="0" relativeHeight="251659264" behindDoc="1" locked="0" layoutInCell="1" allowOverlap="1" wp14:anchorId="50EA71F1" wp14:editId="6ED263D2">
             <wp:simplePos x="0" y="0"/>
             <wp:positionH relativeFrom="margin">
               <wp:align>left</wp:align>
             </wp:positionH>
             <wp:positionV relativeFrom="paragraph">
-              <wp:posOffset>95613</wp:posOffset>
+              <wp:posOffset>170815</wp:posOffset>
             </wp:positionV>
-            <wp:extent cx="3850640" cy="6005195"/>
-            <wp:effectExtent l="76200" t="76200" r="130810" b="128905"/>
+            <wp:extent cx="3441700" cy="5367020"/>
+            <wp:effectExtent l="76200" t="76200" r="139700" b="138430"/>
             <wp:wrapTight wrapText="bothSides">
               <wp:wrapPolygon edited="0">
-                <wp:start x="-214" y="-274"/>
-                <wp:lineTo x="-427" y="-206"/>
-                <wp:lineTo x="-427" y="21721"/>
-                <wp:lineTo x="-214" y="21995"/>
-                <wp:lineTo x="22013" y="21995"/>
-                <wp:lineTo x="22227" y="21721"/>
-                <wp:lineTo x="22227" y="891"/>
-                <wp:lineTo x="22013" y="-137"/>
-                <wp:lineTo x="22013" y="-274"/>
-                <wp:lineTo x="-214" y="-274"/>
+                <wp:start x="-239" y="-307"/>
+                <wp:lineTo x="-478" y="-230"/>
+                <wp:lineTo x="-478" y="21774"/>
+                <wp:lineTo x="-239" y="22080"/>
+                <wp:lineTo x="22118" y="22080"/>
+                <wp:lineTo x="22357" y="21850"/>
+                <wp:lineTo x="22357" y="997"/>
+                <wp:lineTo x="22118" y="-153"/>
+                <wp:lineTo x="22118" y="-307"/>
+                <wp:lineTo x="-239" y="-307"/>
               </wp:wrapPolygon>
             </wp:wrapTight>
             <wp:docPr id="1845153687" name="Picture 1"/>
@@ -195,7 +244,7 @@
                     <pic:cNvPicPr/>
                   </pic:nvPicPr>
                   <pic:blipFill>
-                    <a:blip r:embed="rId5">
+                    <a:blip r:embed="rId6">
                       <a:extLst>
                         <a:ext uri="{28A0092B-C50C-407E-A947-70E740481C1C}">
                           <a14:useLocalDpi xmlns:a14="http://schemas.microsoft.com/office/drawing/2010/main" val="0"/>
@@ -209,7 +258,7 @@
                   <pic:spPr>
                     <a:xfrm>
                       <a:off x="0" y="0"/>
-                      <a:ext cx="3850640" cy="6005195"/>
+                      <a:ext cx="3446772" cy="5375211"/>
                     </a:xfrm>
                     <a:prstGeom prst="rect">
                       <a:avLst/>
@@ -267,6 +316,114 @@
       <w:pPr>
         <w:pStyle w:val="Heading1"/>
       </w:pPr>
+      <w:r>
+        <w:rPr>
+          <w:noProof/>
+        </w:rPr>
+        <mc:AlternateContent>
+          <mc:Choice Requires="wps">
+            <w:drawing>
+              <wp:anchor distT="0" distB="0" distL="114300" distR="114300" simplePos="0" relativeHeight="251660288" behindDoc="0" locked="0" layoutInCell="1" allowOverlap="1" wp14:anchorId="5126B27E" wp14:editId="7040C28A">
+                <wp:simplePos x="0" y="0"/>
+                <wp:positionH relativeFrom="column">
+                  <wp:posOffset>1571625</wp:posOffset>
+                </wp:positionH>
+                <wp:positionV relativeFrom="paragraph">
+                  <wp:posOffset>88265</wp:posOffset>
+                </wp:positionV>
+                <wp:extent cx="257175" cy="200025"/>
+                <wp:effectExtent l="0" t="0" r="9525" b="9525"/>
+                <wp:wrapNone/>
+                <wp:docPr id="1188187577" name="Arrow: Left 1"/>
+                <wp:cNvGraphicFramePr/>
+                <a:graphic xmlns:a="http://schemas.openxmlformats.org/drawingml/2006/main">
+                  <a:graphicData uri="http://schemas.microsoft.com/office/word/2010/wordprocessingShape">
+                    <wps:wsp>
+                      <wps:cNvSpPr/>
+                      <wps:spPr>
+                        <a:xfrm>
+                          <a:off x="0" y="0"/>
+                          <a:ext cx="257175" cy="200025"/>
+                        </a:xfrm>
+                        <a:prstGeom prst="leftArrow">
+                          <a:avLst/>
+                        </a:prstGeom>
+                        <a:gradFill flip="none" rotWithShape="1">
+                          <a:gsLst>
+                            <a:gs pos="0">
+                              <a:schemeClr val="accent2">
+                                <a:lumMod val="67000"/>
+                              </a:schemeClr>
+                            </a:gs>
+                            <a:gs pos="48000">
+                              <a:schemeClr val="accent2">
+                                <a:lumMod val="97000"/>
+                                <a:lumOff val="3000"/>
+                              </a:schemeClr>
+                            </a:gs>
+                            <a:gs pos="100000">
+                              <a:schemeClr val="accent2">
+                                <a:lumMod val="60000"/>
+                                <a:lumOff val="40000"/>
+                              </a:schemeClr>
+                            </a:gs>
+                          </a:gsLst>
+                          <a:lin ang="16200000" scaled="1"/>
+                          <a:tileRect/>
+                        </a:gradFill>
+                        <a:ln>
+                          <a:noFill/>
+                        </a:ln>
+                      </wps:spPr>
+                      <wps:style>
+                        <a:lnRef idx="0">
+                          <a:scrgbClr r="0" g="0" b="0"/>
+                        </a:lnRef>
+                        <a:fillRef idx="0">
+                          <a:scrgbClr r="0" g="0" b="0"/>
+                        </a:fillRef>
+                        <a:effectRef idx="0">
+                          <a:scrgbClr r="0" g="0" b="0"/>
+                        </a:effectRef>
+                        <a:fontRef idx="minor">
+                          <a:schemeClr val="lt1"/>
+                        </a:fontRef>
+                      </wps:style>
+                      <wps:bodyPr rot="0" spcFirstLastPara="0" vertOverflow="overflow" horzOverflow="overflow" vert="horz" wrap="square" lIns="91440" tIns="45720" rIns="91440" bIns="45720" numCol="1" spcCol="0" rtlCol="0" fromWordArt="0" anchor="ctr" anchorCtr="0" forceAA="0" compatLnSpc="1">
+                        <a:prstTxWarp prst="textNoShape">
+                          <a:avLst/>
+                        </a:prstTxWarp>
+                        <a:noAutofit/>
+                      </wps:bodyPr>
+                    </wps:wsp>
+                  </a:graphicData>
+                </a:graphic>
+              </wp:anchor>
+            </w:drawing>
+          </mc:Choice>
+          <mc:Fallback>
+            <w:pict>
+              <v:shapetype w14:anchorId="6E30AD90" id="_x0000_t66" coordsize="21600,21600" o:spt="66" adj="5400,5400" path="m@0,l@0@1,21600@1,21600@2@0@2@0,21600,,10800xe">
+                <v:stroke joinstyle="miter"/>
+                <v:formulas>
+                  <v:f eqn="val #0"/>
+                  <v:f eqn="val #1"/>
+                  <v:f eqn="sum 21600 0 #1"/>
+                  <v:f eqn="prod #0 #1 10800"/>
+                  <v:f eqn="sum #0 0 @3"/>
+                </v:formulas>
+                <v:path o:connecttype="custom" o:connectlocs="@0,0;0,10800;@0,21600;21600,10800" o:connectangles="270,180,90,0" textboxrect="@4,@1,21600,@2"/>
+                <v:handles>
+                  <v:h position="#0,#1" xrange="0,21600" yrange="0,10800"/>
+                </v:handles>
+              </v:shapetype>
+              <v:shape id="Arrow: Left 1" o:spid="_x0000_s1026" type="#_x0000_t66" style="position:absolute;margin-left:123.75pt;margin-top:6.95pt;width:20.25pt;height:15.75pt;z-index:251660288;visibility:visible;mso-wrap-style:square;mso-wrap-distance-left:9pt;mso-wrap-distance-top:0;mso-wrap-distance-right:9pt;mso-wrap-distance-bottom:0;mso-position-horizontal:absolute;mso-position-horizontal-relative:text;mso-position-vertical:absolute;mso-position-vertical-relative:text;v-text-anchor:middle" o:gfxdata="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" adj="8400" fillcolor="#af4f0f [2149]" stroked="f">
+                <v:fill color2="#f4b083 [1941]" rotate="t" angle="180" colors="0 #b0500f;31457f #ee8137;1 #f4b183" focus="100%" type="gradient"/>
+              </v:shape>
+            </w:pict>
+          </mc:Fallback>
+        </mc:AlternateContent>
+      </w:r>
     </w:p>
     <w:p/>
     <w:p/>
@@ -277,7 +434,6 @@
         <w:rPr>
           <w:noProof/>
         </w:rPr>
-        <w:lastRenderedPageBreak/>
         <w:drawing>
           <wp:anchor distT="0" distB="0" distL="114300" distR="114300" simplePos="0" relativeHeight="251658240" behindDoc="1" locked="0" layoutInCell="1" allowOverlap="1" wp14:anchorId="36EDABE0" wp14:editId="6AD89C4F">
             <wp:simplePos x="0" y="0"/>
@@ -315,7 +471,7 @@
                     <pic:cNvPicPr/>
                   </pic:nvPicPr>
                   <pic:blipFill>
-                    <a:blip r:embed="rId6">
+                    <a:blip r:embed="rId7">
                       <a:extLst>
                         <a:ext uri="{28A0092B-C50C-407E-A947-70E740481C1C}">
                           <a14:useLocalDpi xmlns:a14="http://schemas.microsoft.com/office/drawing/2010/main" val="0"/>
@@ -405,7 +561,7 @@
                     <pic:cNvPicPr/>
                   </pic:nvPicPr>
                   <pic:blipFill>
-                    <a:blip r:embed="rId7"/>
+                    <a:blip r:embed="rId8"/>
                     <a:stretch>
                       <a:fillRect/>
                     </a:stretch>
@@ -438,9 +594,9 @@
           <w:noProof/>
         </w:rPr>
         <w:drawing>
-          <wp:inline distT="0" distB="0" distL="0" distR="0" wp14:anchorId="4C0BC2A1" wp14:editId="4FD1C72C">
-            <wp:extent cx="4230414" cy="4301825"/>
-            <wp:effectExtent l="76200" t="76200" r="132080" b="137160"/>
+          <wp:inline distT="0" distB="0" distL="0" distR="0" wp14:anchorId="4C0BC2A1" wp14:editId="5D03D2D1">
+            <wp:extent cx="2762733" cy="3167062"/>
+            <wp:effectExtent l="76200" t="76200" r="133350" b="128905"/>
             <wp:docPr id="1499652158" name="Picture 1"/>
             <wp:cNvGraphicFramePr>
               <a:graphicFrameLocks xmlns:a="http://schemas.openxmlformats.org/drawingml/2006/main" noChangeAspect="1"/>
@@ -452,16 +608,473 @@
                     <pic:cNvPr id="1499652158" name=""/>
                     <pic:cNvPicPr/>
                   </pic:nvPicPr>
-                  <pic:blipFill>
-                    <a:blip r:embed="rId8"/>
+                  <pic:blipFill rotWithShape="1">
+                    <a:blip r:embed="rId9"/>
+                    <a:srcRect l="43637" t="27135" r="17053" b="28551"/>
                     <a:stretch>
                       <a:fillRect/>
                     </a:stretch>
                   </pic:blipFill>
-                  <pic:spPr>
+                  <pic:spPr bwMode="auto">
                     <a:xfrm>
                       <a:off x="0" y="0"/>
-                      <a:ext cx="4237989" cy="4309528"/>
+                      <a:ext cx="2782306" cy="3189500"/>
+                    </a:xfrm>
+                    <a:prstGeom prst="rect">
+                      <a:avLst/>
+                    </a:prstGeom>
+                    <a:ln w="38100" cap="sq" cmpd="sng" algn="ctr">
+                      <a:solidFill>
+                        <a:srgbClr val="000000"/>
+                      </a:solidFill>
+                      <a:prstDash val="solid"/>
+                      <a:miter lim="800000"/>
+                      <a:headEnd type="none" w="med" len="med"/>
+                      <a:tailEnd type="none" w="med" len="med"/>
+                      <a:extLst>
+                        <a:ext uri="{C807C97D-BFC1-408E-A445-0C87EB9F89A2}">
+                          <ask:lineSketchStyleProps xmlns:ask="http://schemas.microsoft.com/office/drawing/2018/sketchyshapes" sd="0">
+                            <a:custGeom>
+                              <a:avLst/>
+                              <a:gdLst/>
+                              <a:ahLst/>
+                              <a:cxnLst/>
+                              <a:rect l="0" t="0" r="0" b="0"/>
+                              <a:pathLst/>
+                            </a:custGeom>
+                            <ask:type/>
+                          </ask:lineSketchStyleProps>
+                        </a:ext>
+                      </a:extLst>
+                    </a:ln>
+                    <a:effectLst>
+                      <a:outerShdw blurRad="50800" dist="38100" dir="2700000" algn="tl" rotWithShape="0">
+                        <a:srgbClr val="000000">
+                          <a:alpha val="43000"/>
+                        </a:srgbClr>
+                      </a:outerShdw>
+                    </a:effectLst>
+                    <a:extLst>
+                      <a:ext uri="{53640926-AAD7-44D8-BBD7-CCE9431645EC}">
+                        <a14:shadowObscured xmlns:a14="http://schemas.microsoft.com/office/drawing/2010/main"/>
+                      </a:ext>
+                    </a:extLst>
+                  </pic:spPr>
+                </pic:pic>
+              </a:graphicData>
+            </a:graphic>
+          </wp:inline>
+        </w:drawing>
+      </w:r>
+    </w:p>
+    <w:p>
+      <w:pPr>
+        <w:pStyle w:val="Heading1"/>
+      </w:pPr>
+      <w:r>
+        <w:t>Step 1 — Recalculate the Entire Mesh</w:t>
+      </w:r>
+    </w:p>
+    <w:p>
+      <w:pPr>
+        <w:spacing w:before="100" w:beforeAutospacing="1" w:after="100" w:afterAutospacing="1" w:line="240" w:lineRule="auto"/>
+        <w:rPr>
+          <w:rFonts w:ascii="Times New Roman" w:eastAsia="Times New Roman" w:hAnsi="Times New Roman" w:cs="Times New Roman"/>
+          <w:kern w:val="0"/>
+          <w:sz w:val="24"/>
+          <w:szCs w:val="24"/>
+          <w14:ligatures w14:val="none"/>
+        </w:rPr>
+      </w:pPr>
+      <w:r>
+        <w:rPr>
+          <w:rFonts w:ascii="Times New Roman" w:eastAsia="Times New Roman" w:hAnsi="Times New Roman" w:cs="Times New Roman"/>
+          <w:kern w:val="0"/>
+          <w:sz w:val="24"/>
+          <w:szCs w:val="24"/>
+          <w14:ligatures w14:val="none"/>
+        </w:rPr>
+        <w:t>This is the first thing I would do.</w:t>
+      </w:r>
+    </w:p>
+    <w:p>
+      <w:pPr>
+        <w:numPr>
+          <w:ilvl w:val="0"/>
+          <w:numId w:val="15"/>
+        </w:numPr>
+        <w:spacing w:before="100" w:beforeAutospacing="1" w:after="100" w:afterAutospacing="1" w:line="240" w:lineRule="auto"/>
+        <w:rPr>
+          <w:rFonts w:ascii="Times New Roman" w:eastAsia="Times New Roman" w:hAnsi="Times New Roman" w:cs="Times New Roman"/>
+          <w:kern w:val="0"/>
+          <w:sz w:val="24"/>
+          <w:szCs w:val="24"/>
+          <w14:ligatures w14:val="none"/>
+        </w:rPr>
+      </w:pPr>
+      <w:r>
+        <w:rPr>
+          <w:rFonts w:ascii="Times New Roman" w:eastAsia="Times New Roman" w:hAnsi="Times New Roman" w:cs="Times New Roman"/>
+          <w:kern w:val="0"/>
+          <w:sz w:val="24"/>
+          <w:szCs w:val="24"/>
+          <w14:ligatures w14:val="none"/>
+        </w:rPr>
+        <w:t xml:space="preserve">Go into </w:t>
+      </w:r>
+      <w:r>
+        <w:rPr>
+          <w:rFonts w:ascii="Times New Roman" w:eastAsia="Times New Roman" w:hAnsi="Times New Roman" w:cs="Times New Roman"/>
+          <w:b/>
+          <w:bCs/>
+          <w:kern w:val="0"/>
+          <w:sz w:val="24"/>
+          <w:szCs w:val="24"/>
+          <w14:ligatures w14:val="none"/>
+        </w:rPr>
+        <w:t>Edit Mode</w:t>
+      </w:r>
+      <w:r>
+        <w:rPr>
+          <w:rFonts w:ascii="Times New Roman" w:eastAsia="Times New Roman" w:hAnsi="Times New Roman" w:cs="Times New Roman"/>
+          <w:kern w:val="0"/>
+          <w:sz w:val="24"/>
+          <w:szCs w:val="24"/>
+          <w14:ligatures w14:val="none"/>
+        </w:rPr>
+        <w:t xml:space="preserve">. </w:t>
+      </w:r>
+    </w:p>
+    <w:p>
+      <w:pPr>
+        <w:numPr>
+          <w:ilvl w:val="0"/>
+          <w:numId w:val="15"/>
+        </w:numPr>
+        <w:spacing w:before="100" w:beforeAutospacing="1" w:after="100" w:afterAutospacing="1" w:line="240" w:lineRule="auto"/>
+        <w:rPr>
+          <w:rFonts w:ascii="Times New Roman" w:eastAsia="Times New Roman" w:hAnsi="Times New Roman" w:cs="Times New Roman"/>
+          <w:kern w:val="0"/>
+          <w:sz w:val="24"/>
+          <w:szCs w:val="24"/>
+          <w14:ligatures w14:val="none"/>
+        </w:rPr>
+      </w:pPr>
+      <w:r>
+        <w:rPr>
+          <w:rFonts w:ascii="Times New Roman" w:eastAsia="Times New Roman" w:hAnsi="Times New Roman" w:cs="Times New Roman"/>
+          <w:kern w:val="0"/>
+          <w:sz w:val="24"/>
+          <w:szCs w:val="24"/>
+          <w14:ligatures w14:val="none"/>
+        </w:rPr>
+        <w:t xml:space="preserve">Press </w:t>
+      </w:r>
+      <w:r>
+        <w:rPr>
+          <w:rFonts w:ascii="Times New Roman" w:eastAsia="Times New Roman" w:hAnsi="Times New Roman" w:cs="Times New Roman"/>
+          <w:b/>
+          <w:bCs/>
+          <w:kern w:val="0"/>
+          <w:sz w:val="24"/>
+          <w:szCs w:val="24"/>
+          <w14:ligatures w14:val="none"/>
+        </w:rPr>
+        <w:t>A</w:t>
+      </w:r>
+      <w:r>
+        <w:rPr>
+          <w:rFonts w:ascii="Times New Roman" w:eastAsia="Times New Roman" w:hAnsi="Times New Roman" w:cs="Times New Roman"/>
+          <w:kern w:val="0"/>
+          <w:sz w:val="24"/>
+          <w:szCs w:val="24"/>
+          <w14:ligatures w14:val="none"/>
+        </w:rPr>
+        <w:t xml:space="preserve"> to select </w:t>
+      </w:r>
+      <w:r>
+        <w:rPr>
+          <w:rFonts w:ascii="Times New Roman" w:eastAsia="Times New Roman" w:hAnsi="Times New Roman" w:cs="Times New Roman"/>
+          <w:b/>
+          <w:bCs/>
+          <w:kern w:val="0"/>
+          <w:sz w:val="24"/>
+          <w:szCs w:val="24"/>
+          <w14:ligatures w14:val="none"/>
+        </w:rPr>
+        <w:t>everything</w:t>
+      </w:r>
+      <w:r>
+        <w:rPr>
+          <w:rFonts w:ascii="Times New Roman" w:eastAsia="Times New Roman" w:hAnsi="Times New Roman" w:cs="Times New Roman"/>
+          <w:kern w:val="0"/>
+          <w:sz w:val="24"/>
+          <w:szCs w:val="24"/>
+          <w14:ligatures w14:val="none"/>
+        </w:rPr>
+        <w:t xml:space="preserve">. </w:t>
+      </w:r>
+    </w:p>
+    <w:p>
+      <w:pPr>
+        <w:numPr>
+          <w:ilvl w:val="0"/>
+          <w:numId w:val="15"/>
+        </w:numPr>
+        <w:spacing w:before="100" w:beforeAutospacing="1" w:after="100" w:afterAutospacing="1" w:line="240" w:lineRule="auto"/>
+        <w:rPr>
+          <w:rFonts w:ascii="Times New Roman" w:eastAsia="Times New Roman" w:hAnsi="Times New Roman" w:cs="Times New Roman"/>
+          <w:kern w:val="0"/>
+          <w:sz w:val="24"/>
+          <w:szCs w:val="24"/>
+          <w14:ligatures w14:val="none"/>
+        </w:rPr>
+      </w:pPr>
+      <w:r>
+        <w:rPr>
+          <w:rFonts w:ascii="Times New Roman" w:eastAsia="Times New Roman" w:hAnsi="Times New Roman" w:cs="Times New Roman"/>
+          <w:kern w:val="0"/>
+          <w:sz w:val="24"/>
+          <w:szCs w:val="24"/>
+          <w14:ligatures w14:val="none"/>
+        </w:rPr>
+        <w:t xml:space="preserve">Press </w:t>
+      </w:r>
+      <w:r>
+        <w:rPr>
+          <w:rFonts w:ascii="Times New Roman" w:eastAsia="Times New Roman" w:hAnsi="Times New Roman" w:cs="Times New Roman"/>
+          <w:b/>
+          <w:bCs/>
+          <w:kern w:val="0"/>
+          <w:sz w:val="24"/>
+          <w:szCs w:val="24"/>
+          <w14:ligatures w14:val="none"/>
+        </w:rPr>
+        <w:t>Shift + N</w:t>
+      </w:r>
+      <w:r>
+        <w:rPr>
+          <w:rFonts w:ascii="Times New Roman" w:eastAsia="Times New Roman" w:hAnsi="Times New Roman" w:cs="Times New Roman"/>
+          <w:kern w:val="0"/>
+          <w:sz w:val="24"/>
+          <w:szCs w:val="24"/>
+          <w14:ligatures w14:val="none"/>
+        </w:rPr>
+        <w:t xml:space="preserve"> (</w:t>
+      </w:r>
+      <w:r>
+        <w:rPr>
+          <w:rFonts w:ascii="Times New Roman" w:eastAsia="Times New Roman" w:hAnsi="Times New Roman" w:cs="Times New Roman"/>
+          <w:b/>
+          <w:bCs/>
+          <w:kern w:val="0"/>
+          <w:sz w:val="24"/>
+          <w:szCs w:val="24"/>
+          <w14:ligatures w14:val="none"/>
+        </w:rPr>
+        <w:t>Recalculate Outside</w:t>
+      </w:r>
+      <w:r>
+        <w:rPr>
+          <w:rFonts w:ascii="Times New Roman" w:eastAsia="Times New Roman" w:hAnsi="Times New Roman" w:cs="Times New Roman"/>
+          <w:kern w:val="0"/>
+          <w:sz w:val="24"/>
+          <w:szCs w:val="24"/>
+          <w14:ligatures w14:val="none"/>
+        </w:rPr>
+        <w:t xml:space="preserve">). </w:t>
+      </w:r>
+    </w:p>
+    <w:p>
+      <w:pPr>
+        <w:spacing w:before="100" w:beforeAutospacing="1" w:after="100" w:afterAutospacing="1" w:line="240" w:lineRule="auto"/>
+        <w:rPr>
+          <w:rFonts w:ascii="Times New Roman" w:eastAsia="Times New Roman" w:hAnsi="Times New Roman" w:cs="Times New Roman"/>
+          <w:kern w:val="0"/>
+          <w:sz w:val="24"/>
+          <w:szCs w:val="24"/>
+          <w14:ligatures w14:val="none"/>
+        </w:rPr>
+      </w:pPr>
+      <w:r>
+        <w:rPr>
+          <w:rFonts w:ascii="Times New Roman" w:eastAsia="Times New Roman" w:hAnsi="Times New Roman" w:cs="Times New Roman"/>
+          <w:kern w:val="0"/>
+          <w:sz w:val="24"/>
+          <w:szCs w:val="24"/>
+          <w14:ligatures w14:val="none"/>
+        </w:rPr>
+        <w:t>Now look again.</w:t>
+      </w:r>
+    </w:p>
+    <w:p>
+      <w:pPr>
+        <w:spacing w:before="100" w:beforeAutospacing="1" w:after="100" w:afterAutospacing="1" w:line="240" w:lineRule="auto"/>
+        <w:outlineLvl w:val="2"/>
+        <w:rPr>
+          <w:rFonts w:ascii="Times New Roman" w:eastAsia="Times New Roman" w:hAnsi="Times New Roman" w:cs="Times New Roman"/>
+          <w:b/>
+          <w:bCs/>
+          <w:kern w:val="0"/>
+          <w:sz w:val="27"/>
+          <w:szCs w:val="27"/>
+          <w14:ligatures w14:val="none"/>
+        </w:rPr>
+      </w:pPr>
+      <w:r>
+        <w:rPr>
+          <w:rFonts w:ascii="Times New Roman" w:eastAsia="Times New Roman" w:hAnsi="Times New Roman" w:cs="Times New Roman"/>
+          <w:b/>
+          <w:bCs/>
+          <w:kern w:val="0"/>
+          <w:sz w:val="27"/>
+          <w:szCs w:val="27"/>
+          <w14:ligatures w14:val="none"/>
+        </w:rPr>
+        <w:t>If the red disappears...</w:t>
+      </w:r>
+    </w:p>
+    <w:p>
+      <w:pPr>
+        <w:spacing w:before="100" w:beforeAutospacing="1" w:after="100" w:afterAutospacing="1" w:line="240" w:lineRule="auto"/>
+        <w:rPr>
+          <w:rFonts w:ascii="Times New Roman" w:eastAsia="Times New Roman" w:hAnsi="Times New Roman" w:cs="Times New Roman"/>
+          <w:kern w:val="0"/>
+          <w:sz w:val="24"/>
+          <w:szCs w:val="24"/>
+          <w14:ligatures w14:val="none"/>
+        </w:rPr>
+      </w:pPr>
+      <w:r>
+        <w:rPr>
+          <w:rFonts w:ascii="Times New Roman" w:eastAsia="Times New Roman" w:hAnsi="Times New Roman" w:cs="Times New Roman"/>
+          <w:kern w:val="0"/>
+          <w:sz w:val="24"/>
+          <w:szCs w:val="24"/>
+          <w14:ligatures w14:val="none"/>
+        </w:rPr>
+        <w:t>I</w:t>
+      </w:r>
+      <w:r>
+        <w:rPr>
+          <w:rFonts w:ascii="Times New Roman" w:eastAsia="Times New Roman" w:hAnsi="Times New Roman" w:cs="Times New Roman"/>
+          <w:kern w:val="0"/>
+          <w:sz w:val="24"/>
+          <w:szCs w:val="24"/>
+          <w14:ligatures w14:val="none"/>
+        </w:rPr>
+        <w:t>f the red face disappears, your normals have been corrected.</w:t>
+      </w:r>
+    </w:p>
+    <w:p>
+      <w:pPr>
+        <w:spacing w:before="100" w:beforeAutospacing="1" w:after="100" w:afterAutospacing="1" w:line="240" w:lineRule="auto"/>
+        <w:rPr>
+          <w:rFonts w:ascii="Times New Roman" w:eastAsia="Times New Roman" w:hAnsi="Times New Roman" w:cs="Times New Roman"/>
+          <w:kern w:val="0"/>
+          <w:sz w:val="24"/>
+          <w:szCs w:val="24"/>
+          <w14:ligatures w14:val="none"/>
+        </w:rPr>
+      </w:pPr>
+    </w:p>
+    <w:p>
+      <w:pPr>
+        <w:pStyle w:val="NormalWeb"/>
+      </w:pPr>
+      <w:r>
+        <w:rPr>
+          <w:rStyle w:val="BoldRedChar"/>
+        </w:rPr>
+        <w:t>Watch It!</w:t>
+      </w:r>
+      <w:r>
+        <w:t xml:space="preserve">   Sometimes </w:t>
+      </w:r>
+      <w:r>
+        <w:rPr>
+          <w:rStyle w:val="Strong"/>
+        </w:rPr>
+        <w:t>Shift + N</w:t>
+      </w:r>
+      <w:r>
+        <w:t xml:space="preserve"> will not fix every red face.</w:t>
+      </w:r>
+    </w:p>
+    <w:p>
+      <w:pPr>
+        <w:pStyle w:val="NormalWeb"/>
+      </w:pPr>
+      <w:r>
+        <w:t>If a face is disconnected, duplicated, or has bad geometry, you may need to investigate the mesh further instead of simply recalculating the normals.</w:t>
+      </w:r>
+    </w:p>
+    <w:p>
+      <w:pPr>
+        <w:spacing w:before="100" w:beforeAutospacing="1" w:after="100" w:afterAutospacing="1" w:line="240" w:lineRule="auto"/>
+        <w:rPr>
+          <w:rFonts w:ascii="Times New Roman" w:eastAsia="Times New Roman" w:hAnsi="Times New Roman" w:cs="Times New Roman"/>
+          <w:kern w:val="0"/>
+          <w:sz w:val="24"/>
+          <w:szCs w:val="24"/>
+          <w14:ligatures w14:val="none"/>
+        </w:rPr>
+      </w:pPr>
+    </w:p>
+    <w:p>
+      <w:pPr>
+        <w:spacing w:before="100" w:beforeAutospacing="1" w:after="100" w:afterAutospacing="1" w:line="240" w:lineRule="auto"/>
+        <w:rPr>
+          <w:rFonts w:ascii="Times New Roman" w:eastAsia="Times New Roman" w:hAnsi="Times New Roman" w:cs="Times New Roman"/>
+          <w:kern w:val="0"/>
+          <w:sz w:val="24"/>
+          <w:szCs w:val="24"/>
+          <w14:ligatures w14:val="none"/>
+        </w:rPr>
+      </w:pPr>
+      <w:r>
+        <w:rPr>
+          <w:rFonts w:ascii="Times New Roman" w:eastAsia="Times New Roman" w:hAnsi="Times New Roman" w:cs="Times New Roman"/>
+          <w:noProof/>
+          <w:kern w:val="0"/>
+          <w:sz w:val="24"/>
+          <w:szCs w:val="24"/>
+          <w14:ligatures w14:val="none"/>
+        </w:rPr>
+        <w:drawing>
+          <wp:inline distT="0" distB="0" distL="0" distR="0" wp14:anchorId="3EE6A1B6" wp14:editId="751D30E8">
+            <wp:extent cx="3935506" cy="3997734"/>
+            <wp:effectExtent l="76200" t="76200" r="141605" b="136525"/>
+            <wp:docPr id="947749688" name="Picture 1"/>
+            <wp:cNvGraphicFramePr>
+              <a:graphicFrameLocks xmlns:a="http://schemas.openxmlformats.org/drawingml/2006/main" noChangeAspect="1"/>
+            </wp:cNvGraphicFramePr>
+            <a:graphic xmlns:a="http://schemas.openxmlformats.org/drawingml/2006/main">
+              <a:graphicData uri="http://schemas.openxmlformats.org/drawingml/2006/picture">
+                <pic:pic xmlns:pic="http://schemas.openxmlformats.org/drawingml/2006/picture">
+                  <pic:nvPicPr>
+                    <pic:cNvPr id="0" name="Picture 1"/>
+                    <pic:cNvPicPr>
+                      <a:picLocks noChangeAspect="1" noChangeArrowheads="1"/>
+                    </pic:cNvPicPr>
+                  </pic:nvPicPr>
+                  <pic:blipFill>
+                    <a:blip r:embed="rId10">
+                      <a:extLst>
+                        <a:ext uri="{28A0092B-C50C-407E-A947-70E740481C1C}">
+                          <a14:useLocalDpi xmlns:a14="http://schemas.microsoft.com/office/drawing/2010/main" val="0"/>
+                        </a:ext>
+                      </a:extLst>
+                    </a:blip>
+                    <a:srcRect/>
+                    <a:stretch>
+                      <a:fillRect/>
+                    </a:stretch>
+                  </pic:blipFill>
+                  <pic:spPr bwMode="auto">
+                    <a:xfrm>
+                      <a:off x="0" y="0"/>
+                      <a:ext cx="3940939" cy="4003252"/>
                     </a:xfrm>
                     <a:prstGeom prst="rect">
                       <a:avLst/>
@@ -486,336 +1099,6 @@
             </a:graphic>
           </wp:inline>
         </w:drawing>
-      </w:r>
-    </w:p>
-    <w:p>
-      <w:pPr>
-        <w:spacing w:before="100" w:beforeAutospacing="1" w:after="100" w:afterAutospacing="1" w:line="240" w:lineRule="auto"/>
-        <w:outlineLvl w:val="0"/>
-        <w:rPr>
-          <w:rFonts w:ascii="Times New Roman" w:eastAsia="Times New Roman" w:hAnsi="Times New Roman" w:cs="Times New Roman"/>
-          <w:b/>
-          <w:bCs/>
-          <w:kern w:val="36"/>
-          <w:sz w:val="48"/>
-          <w:szCs w:val="48"/>
-          <w14:ligatures w14:val="none"/>
-        </w:rPr>
-      </w:pPr>
-      <w:r>
-        <w:rPr>
-          <w:rFonts w:ascii="Times New Roman" w:eastAsia="Times New Roman" w:hAnsi="Times New Roman" w:cs="Times New Roman"/>
-          <w:b/>
-          <w:bCs/>
-          <w:kern w:val="36"/>
-          <w:sz w:val="48"/>
-          <w:szCs w:val="48"/>
-          <w14:ligatures w14:val="none"/>
-        </w:rPr>
-        <w:t>Step 1 — Recalculate the Entire Mesh</w:t>
-      </w:r>
-    </w:p>
-    <w:p>
-      <w:pPr>
-        <w:spacing w:before="100" w:beforeAutospacing="1" w:after="100" w:afterAutospacing="1" w:line="240" w:lineRule="auto"/>
-        <w:rPr>
-          <w:rFonts w:ascii="Times New Roman" w:eastAsia="Times New Roman" w:hAnsi="Times New Roman" w:cs="Times New Roman"/>
-          <w:kern w:val="0"/>
-          <w:sz w:val="24"/>
-          <w:szCs w:val="24"/>
-          <w14:ligatures w14:val="none"/>
-        </w:rPr>
-      </w:pPr>
-      <w:r>
-        <w:rPr>
-          <w:rFonts w:ascii="Times New Roman" w:eastAsia="Times New Roman" w:hAnsi="Times New Roman" w:cs="Times New Roman"/>
-          <w:kern w:val="0"/>
-          <w:sz w:val="24"/>
-          <w:szCs w:val="24"/>
-          <w14:ligatures w14:val="none"/>
-        </w:rPr>
-        <w:t>This is the first thing I would do.</w:t>
-      </w:r>
-    </w:p>
-    <w:p>
-      <w:pPr>
-        <w:numPr>
-          <w:ilvl w:val="0"/>
-          <w:numId w:val="15"/>
-        </w:numPr>
-        <w:spacing w:before="100" w:beforeAutospacing="1" w:after="100" w:afterAutospacing="1" w:line="240" w:lineRule="auto"/>
-        <w:rPr>
-          <w:rFonts w:ascii="Times New Roman" w:eastAsia="Times New Roman" w:hAnsi="Times New Roman" w:cs="Times New Roman"/>
-          <w:kern w:val="0"/>
-          <w:sz w:val="24"/>
-          <w:szCs w:val="24"/>
-          <w14:ligatures w14:val="none"/>
-        </w:rPr>
-      </w:pPr>
-      <w:r>
-        <w:rPr>
-          <w:rFonts w:ascii="Times New Roman" w:eastAsia="Times New Roman" w:hAnsi="Times New Roman" w:cs="Times New Roman"/>
-          <w:kern w:val="0"/>
-          <w:sz w:val="24"/>
-          <w:szCs w:val="24"/>
-          <w14:ligatures w14:val="none"/>
-        </w:rPr>
-        <w:t xml:space="preserve">Go into </w:t>
-      </w:r>
-      <w:r>
-        <w:rPr>
-          <w:rFonts w:ascii="Times New Roman" w:eastAsia="Times New Roman" w:hAnsi="Times New Roman" w:cs="Times New Roman"/>
-          <w:b/>
-          <w:bCs/>
-          <w:kern w:val="0"/>
-          <w:sz w:val="24"/>
-          <w:szCs w:val="24"/>
-          <w14:ligatures w14:val="none"/>
-        </w:rPr>
-        <w:t>Edit Mode</w:t>
-      </w:r>
-      <w:r>
-        <w:rPr>
-          <w:rFonts w:ascii="Times New Roman" w:eastAsia="Times New Roman" w:hAnsi="Times New Roman" w:cs="Times New Roman"/>
-          <w:kern w:val="0"/>
-          <w:sz w:val="24"/>
-          <w:szCs w:val="24"/>
-          <w14:ligatures w14:val="none"/>
-        </w:rPr>
-        <w:t xml:space="preserve">. </w:t>
-      </w:r>
-    </w:p>
-    <w:p>
-      <w:pPr>
-        <w:numPr>
-          <w:ilvl w:val="0"/>
-          <w:numId w:val="15"/>
-        </w:numPr>
-        <w:spacing w:before="100" w:beforeAutospacing="1" w:after="100" w:afterAutospacing="1" w:line="240" w:lineRule="auto"/>
-        <w:rPr>
-          <w:rFonts w:ascii="Times New Roman" w:eastAsia="Times New Roman" w:hAnsi="Times New Roman" w:cs="Times New Roman"/>
-          <w:kern w:val="0"/>
-          <w:sz w:val="24"/>
-          <w:szCs w:val="24"/>
-          <w14:ligatures w14:val="none"/>
-        </w:rPr>
-      </w:pPr>
-      <w:r>
-        <w:rPr>
-          <w:rFonts w:ascii="Times New Roman" w:eastAsia="Times New Roman" w:hAnsi="Times New Roman" w:cs="Times New Roman"/>
-          <w:kern w:val="0"/>
-          <w:sz w:val="24"/>
-          <w:szCs w:val="24"/>
-          <w14:ligatures w14:val="none"/>
-        </w:rPr>
-        <w:t xml:space="preserve">Press </w:t>
-      </w:r>
-      <w:r>
-        <w:rPr>
-          <w:rFonts w:ascii="Times New Roman" w:eastAsia="Times New Roman" w:hAnsi="Times New Roman" w:cs="Times New Roman"/>
-          <w:b/>
-          <w:bCs/>
-          <w:kern w:val="0"/>
-          <w:sz w:val="24"/>
-          <w:szCs w:val="24"/>
-          <w14:ligatures w14:val="none"/>
-        </w:rPr>
-        <w:t>A</w:t>
-      </w:r>
-      <w:r>
-        <w:rPr>
-          <w:rFonts w:ascii="Times New Roman" w:eastAsia="Times New Roman" w:hAnsi="Times New Roman" w:cs="Times New Roman"/>
-          <w:kern w:val="0"/>
-          <w:sz w:val="24"/>
-          <w:szCs w:val="24"/>
-          <w14:ligatures w14:val="none"/>
-        </w:rPr>
-        <w:t xml:space="preserve"> to select </w:t>
-      </w:r>
-      <w:r>
-        <w:rPr>
-          <w:rFonts w:ascii="Times New Roman" w:eastAsia="Times New Roman" w:hAnsi="Times New Roman" w:cs="Times New Roman"/>
-          <w:b/>
-          <w:bCs/>
-          <w:kern w:val="0"/>
-          <w:sz w:val="24"/>
-          <w:szCs w:val="24"/>
-          <w14:ligatures w14:val="none"/>
-        </w:rPr>
-        <w:t>everything</w:t>
-      </w:r>
-      <w:r>
-        <w:rPr>
-          <w:rFonts w:ascii="Times New Roman" w:eastAsia="Times New Roman" w:hAnsi="Times New Roman" w:cs="Times New Roman"/>
-          <w:kern w:val="0"/>
-          <w:sz w:val="24"/>
-          <w:szCs w:val="24"/>
-          <w14:ligatures w14:val="none"/>
-        </w:rPr>
-        <w:t xml:space="preserve">. </w:t>
-      </w:r>
-    </w:p>
-    <w:p>
-      <w:pPr>
-        <w:numPr>
-          <w:ilvl w:val="0"/>
-          <w:numId w:val="15"/>
-        </w:numPr>
-        <w:spacing w:before="100" w:beforeAutospacing="1" w:after="100" w:afterAutospacing="1" w:line="240" w:lineRule="auto"/>
-        <w:rPr>
-          <w:rFonts w:ascii="Times New Roman" w:eastAsia="Times New Roman" w:hAnsi="Times New Roman" w:cs="Times New Roman"/>
-          <w:kern w:val="0"/>
-          <w:sz w:val="24"/>
-          <w:szCs w:val="24"/>
-          <w14:ligatures w14:val="none"/>
-        </w:rPr>
-      </w:pPr>
-      <w:r>
-        <w:rPr>
-          <w:rFonts w:ascii="Times New Roman" w:eastAsia="Times New Roman" w:hAnsi="Times New Roman" w:cs="Times New Roman"/>
-          <w:kern w:val="0"/>
-          <w:sz w:val="24"/>
-          <w:szCs w:val="24"/>
-          <w14:ligatures w14:val="none"/>
-        </w:rPr>
-        <w:t xml:space="preserve">Press </w:t>
-      </w:r>
-      <w:r>
-        <w:rPr>
-          <w:rFonts w:ascii="Times New Roman" w:eastAsia="Times New Roman" w:hAnsi="Times New Roman" w:cs="Times New Roman"/>
-          <w:b/>
-          <w:bCs/>
-          <w:kern w:val="0"/>
-          <w:sz w:val="24"/>
-          <w:szCs w:val="24"/>
-          <w14:ligatures w14:val="none"/>
-        </w:rPr>
-        <w:t>Shift + N</w:t>
-      </w:r>
-      <w:r>
-        <w:rPr>
-          <w:rFonts w:ascii="Times New Roman" w:eastAsia="Times New Roman" w:hAnsi="Times New Roman" w:cs="Times New Roman"/>
-          <w:kern w:val="0"/>
-          <w:sz w:val="24"/>
-          <w:szCs w:val="24"/>
-          <w14:ligatures w14:val="none"/>
-        </w:rPr>
-        <w:t xml:space="preserve"> (</w:t>
-      </w:r>
-      <w:r>
-        <w:rPr>
-          <w:rFonts w:ascii="Times New Roman" w:eastAsia="Times New Roman" w:hAnsi="Times New Roman" w:cs="Times New Roman"/>
-          <w:b/>
-          <w:bCs/>
-          <w:kern w:val="0"/>
-          <w:sz w:val="24"/>
-          <w:szCs w:val="24"/>
-          <w14:ligatures w14:val="none"/>
-        </w:rPr>
-        <w:t>Recalculate Outside</w:t>
-      </w:r>
-      <w:r>
-        <w:rPr>
-          <w:rFonts w:ascii="Times New Roman" w:eastAsia="Times New Roman" w:hAnsi="Times New Roman" w:cs="Times New Roman"/>
-          <w:kern w:val="0"/>
-          <w:sz w:val="24"/>
-          <w:szCs w:val="24"/>
-          <w14:ligatures w14:val="none"/>
-        </w:rPr>
-        <w:t xml:space="preserve">). </w:t>
-      </w:r>
-    </w:p>
-    <w:p>
-      <w:pPr>
-        <w:spacing w:before="100" w:beforeAutospacing="1" w:after="100" w:afterAutospacing="1" w:line="240" w:lineRule="auto"/>
-        <w:rPr>
-          <w:rFonts w:ascii="Times New Roman" w:eastAsia="Times New Roman" w:hAnsi="Times New Roman" w:cs="Times New Roman"/>
-          <w:kern w:val="0"/>
-          <w:sz w:val="24"/>
-          <w:szCs w:val="24"/>
-          <w14:ligatures w14:val="none"/>
-        </w:rPr>
-      </w:pPr>
-      <w:r>
-        <w:rPr>
-          <w:rFonts w:ascii="Times New Roman" w:eastAsia="Times New Roman" w:hAnsi="Times New Roman" w:cs="Times New Roman"/>
-          <w:kern w:val="0"/>
-          <w:sz w:val="24"/>
-          <w:szCs w:val="24"/>
-          <w14:ligatures w14:val="none"/>
-        </w:rPr>
-        <w:t>Now look again.</w:t>
-      </w:r>
-    </w:p>
-    <w:p>
-      <w:pPr>
-        <w:spacing w:before="100" w:beforeAutospacing="1" w:after="100" w:afterAutospacing="1" w:line="240" w:lineRule="auto"/>
-        <w:outlineLvl w:val="2"/>
-        <w:rPr>
-          <w:rFonts w:ascii="Times New Roman" w:eastAsia="Times New Roman" w:hAnsi="Times New Roman" w:cs="Times New Roman"/>
-          <w:b/>
-          <w:bCs/>
-          <w:kern w:val="0"/>
-          <w:sz w:val="27"/>
-          <w:szCs w:val="27"/>
-          <w14:ligatures w14:val="none"/>
-        </w:rPr>
-      </w:pPr>
-      <w:r>
-        <w:rPr>
-          <w:rFonts w:ascii="Times New Roman" w:eastAsia="Times New Roman" w:hAnsi="Times New Roman" w:cs="Times New Roman"/>
-          <w:b/>
-          <w:bCs/>
-          <w:kern w:val="0"/>
-          <w:sz w:val="27"/>
-          <w:szCs w:val="27"/>
-          <w14:ligatures w14:val="none"/>
-        </w:rPr>
-        <w:t>If the red disappears...</w:t>
-      </w:r>
-    </w:p>
-    <w:p>
-      <w:pPr>
-        <w:spacing w:before="100" w:beforeAutospacing="1" w:after="100" w:afterAutospacing="1" w:line="240" w:lineRule="auto"/>
-        <w:rPr>
-          <w:rFonts w:ascii="Times New Roman" w:eastAsia="Times New Roman" w:hAnsi="Times New Roman" w:cs="Times New Roman"/>
-          <w:kern w:val="0"/>
-          <w:sz w:val="24"/>
-          <w:szCs w:val="24"/>
-          <w14:ligatures w14:val="none"/>
-        </w:rPr>
-      </w:pPr>
-      <w:r>
-        <w:rPr>
-          <w:rFonts w:ascii="Times New Roman" w:eastAsia="Times New Roman" w:hAnsi="Times New Roman" w:cs="Times New Roman"/>
-          <w:kern w:val="0"/>
-          <w:sz w:val="24"/>
-          <w:szCs w:val="24"/>
-          <w14:ligatures w14:val="none"/>
-        </w:rPr>
-        <w:t>Fantastic.</w:t>
-      </w:r>
-    </w:p>
-    <w:p>
-      <w:pPr>
-        <w:spacing w:before="100" w:beforeAutospacing="1" w:after="100" w:afterAutospacing="1" w:line="240" w:lineRule="auto"/>
-        <w:rPr>
-          <w:rFonts w:ascii="Times New Roman" w:eastAsia="Times New Roman" w:hAnsi="Times New Roman" w:cs="Times New Roman"/>
-          <w:kern w:val="0"/>
-          <w:sz w:val="24"/>
-          <w:szCs w:val="24"/>
-          <w14:ligatures w14:val="none"/>
-        </w:rPr>
-      </w:pPr>
-      <w:r>
-        <w:rPr>
-          <w:rFonts w:ascii="Times New Roman" w:eastAsia="Times New Roman" w:hAnsi="Times New Roman" w:cs="Times New Roman"/>
-          <w:kern w:val="0"/>
-          <w:sz w:val="24"/>
-          <w:szCs w:val="24"/>
-          <w14:ligatures w14:val="none"/>
-        </w:rPr>
-        <w:t>You're done.</w:t>
       </w:r>
     </w:p>
     <w:p/>
@@ -3101,6 +3384,38 @@
       <w:szCs w:val="16"/>
     </w:rPr>
   </w:style>
+  <w:style w:type="paragraph" w:customStyle="1" w:styleId="pdq2pgselectionanchorcontainer">
+    <w:name w:val="pdq2pg_selectionanchorcontainer"/>
+    <w:basedOn w:val="Normal"/>
+    <w:rsid w:val="00DB37D1"/>
+    <w:pPr>
+      <w:spacing w:before="100" w:beforeAutospacing="1" w:after="100" w:afterAutospacing="1" w:line="240" w:lineRule="auto"/>
+    </w:pPr>
+    <w:rPr>
+      <w:rFonts w:ascii="Times New Roman" w:eastAsia="Times New Roman" w:hAnsi="Times New Roman" w:cs="Times New Roman"/>
+      <w:kern w:val="0"/>
+      <w:sz w:val="24"/>
+      <w:szCs w:val="24"/>
+      <w14:ligatures w14:val="none"/>
+    </w:rPr>
+  </w:style>
+  <w:style w:type="paragraph" w:styleId="NormalWeb">
+    <w:name w:val="Normal (Web)"/>
+    <w:basedOn w:val="Normal"/>
+    <w:uiPriority w:val="99"/>
+    <w:unhideWhenUsed/>
+    <w:rsid w:val="00DB37D1"/>
+    <w:pPr>
+      <w:spacing w:before="100" w:beforeAutospacing="1" w:after="100" w:afterAutospacing="1" w:line="240" w:lineRule="auto"/>
+    </w:pPr>
+    <w:rPr>
+      <w:rFonts w:ascii="Times New Roman" w:eastAsia="Times New Roman" w:hAnsi="Times New Roman" w:cs="Times New Roman"/>
+      <w:kern w:val="0"/>
+      <w:sz w:val="24"/>
+      <w:szCs w:val="24"/>
+      <w14:ligatures w14:val="none"/>
+    </w:rPr>
+  </w:style>
 </w:styles>
 </file>
 
